--- a/testakten/solis-vision-x-smartglasses/beweismittel/anlage_k3_bestellbestaetigung.docx
+++ b/testakten/solis-vision-x-smartglasses/beweismittel/anlage_k3_bestellbestaetigung.docx
@@ -298,7 +298,7 @@
         <w:t>Governing Terms:</w:t>
       </w:r>
       <w:r>
-        <w:t xml:space="preserve"> Sale subject to Lir Optics General Terms and Conditions, version 4.2 (see solis-vision.example/terms).</w:t>
+        <w:t xml:space="preserve"> Sale subject to Lir Optics General Terms and Conditions, version 4.2 (see solis-vision.de/terms).</w:t>
       </w:r>
     </w:p>
     <w:p>
